--- a/ind/docx/27.content.docx
+++ b/ind/docx/27.content.docx
@@ -4512,19 +4512,7 @@
         <w:rPr>
           <w:lang w:val="id_ID" w:bidi="id_ID"/>
         </w:rPr>
-        <w:t xml:space="preserve">(lihat </w:t>
-      </w:r>
-      <w:r>
-        <w:rPr>
-          <w:lang w:val="id_ID" w:bidi="id_ID"/>
-        </w:rPr>
-        <w:t>Pengantar Kitab Daniel</w:t>
-      </w:r>
-      <w:r>
-        <w:rPr>
-          <w:lang w:val="id_ID" w:bidi="id_ID"/>
-        </w:rPr>
-        <w:t>, "Penulis dan Tanggal").</w:t>
+        <w:t>(lihat Pengantar Kitab Daniel, "Penulis dan Tanggal").</w:t>
       </w:r>
       <w:r>
         <w:rPr>
@@ -7878,19 +7866,7 @@
         <w:rPr>
           <w:lang w:val="id_ID" w:bidi="id_ID"/>
         </w:rPr>
-        <w:t>Darius orang Media berbeda dari raja-raja Persia yang kemudian bernama Darius (lihat Profil "</w:t>
-      </w:r>
-      <w:r>
-        <w:rPr>
-          <w:lang w:val="id_ID" w:bidi="id_ID"/>
-        </w:rPr>
-        <w:t>Orang Media dan Persia</w:t>
-      </w:r>
-      <w:r>
-        <w:rPr>
-          <w:lang w:val="id_ID" w:bidi="id_ID"/>
-        </w:rPr>
-        <w:t xml:space="preserve">"). Koresh Agung menaklukkan Babel pada tahun 539 SM, dan tidak ada penyebutan tentang nama Darius orang Media dalam sumber-sumber lain. Ada dua kemungkinan: (1) Koresh yang Agung mungkin telah menunjuk Darius orang Media untuk memerintah sebagai "Raja Babel" menggantikannya selama lebih dari satu tahun (bdk. </w:t>
+        <w:t xml:space="preserve">Darius orang Media berbeda dari raja-raja Persia yang kemudian bernama Darius (lihat Profil "Orang Media dan Persia"). Koresh Agung menaklukkan Babel pada tahun 539 SM, dan tidak ada penyebutan tentang nama Darius orang Media dalam sumber-sumber lain. Ada dua kemungkinan: (1) Koresh yang Agung mungkin telah menunjuk Darius orang Media untuk memerintah sebagai "Raja Babel" menggantikannya selama lebih dari satu tahun (bdk. </w:t>
       </w:r>
       <w:r>
         <w:rPr>
@@ -12763,19 +12739,7 @@
         <w:rPr>
           <w:lang w:val="id_ID" w:bidi="id_ID"/>
         </w:rPr>
-        <w:t>Setelah kematian Aleksander pada tahun 323 SM, kerajaannya dibagi menjadi empat kerajaan besar, yang dikuasai oleh para jenderalnya (lihat Profil "</w:t>
-      </w:r>
-      <w:r>
-        <w:rPr>
-          <w:lang w:val="id_ID" w:bidi="id_ID"/>
-        </w:rPr>
-        <w:t>Orang Yunani</w:t>
-      </w:r>
-      <w:r>
-        <w:rPr>
-          <w:lang w:val="id_ID" w:bidi="id_ID"/>
-        </w:rPr>
-        <w:t>").</w:t>
+        <w:t>Setelah kematian Aleksander pada tahun 323 SM, kerajaannya dibagi menjadi empat kerajaan besar, yang dikuasai oleh para jenderalnya (lihat Profil "Orang Yunani").</w:t>
       </w:r>
       <w:r>
         <w:rPr>
@@ -13704,19 +13668,7 @@
         <w:rPr>
           <w:lang w:val="id_ID" w:bidi="id_ID"/>
         </w:rPr>
-        <w:t>), meskipun ia telah menjalani kehidupan yang terpuji (lihat Catatan Tema "</w:t>
-      </w:r>
-      <w:r>
-        <w:rPr>
-          <w:lang w:val="id_ID" w:bidi="id_ID"/>
-        </w:rPr>
-        <w:t>Identitas Komunal</w:t>
-      </w:r>
-      <w:r>
-        <w:rPr>
-          <w:lang w:val="id_ID" w:bidi="id_ID"/>
-        </w:rPr>
-        <w:t>"). Daniel berdoa seperti doa seorang imam besar yang bersyafaat bagi umatnya, dengan menggunakan banyak kutipan dan kiasan dari kitab Taurat, kitab para nabi, dan kitab mazmur.</w:t>
+        <w:t>), meskipun ia telah menjalani kehidupan yang terpuji (lihat Catatan Tema "Identitas Komunal"). Daniel berdoa seperti doa seorang imam besar yang bersyafaat bagi umatnya, dengan menggunakan banyak kutipan dan kiasan dari kitab Taurat, kitab para nabi, dan kitab mazmur.</w:t>
       </w:r>
     </w:p>
     <w:p>
